--- a/assets/templates/word/project-proposal.docx
+++ b/assets/templates/word/project-proposal.docx
@@ -2,30 +2,199 @@
 <file path=word/document.xml><?xml version="1.0" encoding="utf-8"?>
 <w:document xmlns:wpc="http://schemas.microsoft.com/office/word/2010/wordprocessingCanvas" xmlns:mo="http://schemas.microsoft.com/office/mac/office/2008/main" xmlns:mc="http://schemas.openxmlformats.org/markup-compatibility/2006" xmlns:mv="urn:schemas-microsoft-com:mac:vml" xmlns:o="urn:schemas-microsoft-com:office:office" xmlns:r="http://schemas.openxmlformats.org/officeDocument/2006/relationships" xmlns:m="http://schemas.openxmlformats.org/officeDocument/2006/math" xmlns:v="urn:schemas-microsoft-com:vml" xmlns:wp14="http://schemas.microsoft.com/office/word/2010/wordprocessingDrawing" xmlns:wp="http://schemas.openxmlformats.org/drawingml/2006/wordprocessingDrawing" xmlns:w10="urn:schemas-microsoft-com:office:word" xmlns:w="http://schemas.openxmlformats.org/wordprocessingml/2006/main" xmlns:w14="http://schemas.microsoft.com/office/word/2010/wordml" xmlns:wpg="http://schemas.microsoft.com/office/word/2010/wordprocessingGroup" xmlns:wpi="http://schemas.microsoft.com/office/word/2010/wordprocessingInk" xmlns:wne="http://schemas.microsoft.com/office/word/2006/wordml" xmlns:wps="http://schemas.microsoft.com/office/word/2010/wordprocessingShape" mc:Ignorable="w14 wp14">
   <w:body>
+    <w:p/>
+    <w:p/>
     <w:p>
       <w:pPr>
-        <w:pStyle w:val="Title"/>
         <w:jc w:val="center"/>
       </w:pPr>
       <w:r>
-        <w:t>项目提案</w:t>
+        <w:rPr>
+          <w:b/>
+          <w:color w:val="2B579A"/>
+          <w:sz w:val="56"/>
+        </w:rPr>
+        <w:t>PROJECT PROPOSAL</w:t>
       </w:r>
     </w:p>
     <w:p/>
     <w:p>
+      <w:pPr>
+        <w:jc w:val="center"/>
+      </w:pPr>
       <w:r>
-        <w:t>此文件为 项目提案 模板</w:t>
+        <w:rPr>
+          <w:color w:val="5B9BD5"/>
+          <w:sz w:val="40"/>
+        </w:rPr>
+        <w:t>{{project_name}}</w:t>
+      </w:r>
+    </w:p>
+    <w:p/>
+    <w:p/>
+    <w:p>
+      <w:pPr>
+        <w:jc w:val="center"/>
+      </w:pPr>
+      <w:r>
+        <w:rPr>
+          <w:sz w:val="22"/>
+        </w:rPr>
+        <w:t>Prepared by: {{prepared_by}}</w:t>
+        <w:br/>
+      </w:r>
+      <w:r>
+        <w:rPr>
+          <w:sz w:val="22"/>
+        </w:rPr>
+        <w:t>Date: {{date}}</w:t>
+        <w:br/>
+      </w:r>
+      <w:r>
+        <w:rPr>
+          <w:sz w:val="22"/>
+        </w:rPr>
+        <w:t>Version: {{version}}</w:t>
       </w:r>
     </w:p>
     <w:p>
       <w:r>
-        <w:t>使用模板变量替换 {{variable_name}} 格式的内容</w:t>
+        <w:br w:type="page"/>
+      </w:r>
+    </w:p>
+    <w:p>
+      <w:pPr>
+        <w:pStyle w:val="Heading1"/>
+      </w:pPr>
+      <w:r>
+        <w:rPr>
+          <w:color w:val="2B579A"/>
+        </w:rPr>
+        <w:t>Executive Summary / 执行摘要</w:t>
+      </w:r>
+    </w:p>
+    <w:p>
+      <w:r>
+        <w:t>{{executive_summary}}</w:t>
       </w:r>
     </w:p>
     <w:p/>
     <w:p>
+      <w:pPr>
+        <w:pStyle w:val="Heading1"/>
+      </w:pPr>
       <w:r>
-        <w:t>━━━━━━━━━━━━━━━━━━━━━━━━━━━━━━━━━━━━━━━━</w:t>
+        <w:rPr>
+          <w:color w:val="2B579A"/>
+        </w:rPr>
+        <w:t>Project Background / 项目背景</w:t>
+      </w:r>
+    </w:p>
+    <w:p>
+      <w:r>
+        <w:t>{{background}}</w:t>
+      </w:r>
+    </w:p>
+    <w:p/>
+    <w:p>
+      <w:pPr>
+        <w:pStyle w:val="Heading1"/>
+      </w:pPr>
+      <w:r>
+        <w:rPr>
+          <w:color w:val="2B579A"/>
+        </w:rPr>
+        <w:t>Objectives / 项目目标</w:t>
+      </w:r>
+    </w:p>
+    <w:p>
+      <w:r>
+        <w:t>{{objectives}}</w:t>
+      </w:r>
+    </w:p>
+    <w:p/>
+    <w:p>
+      <w:pPr>
+        <w:pStyle w:val="Heading1"/>
+      </w:pPr>
+      <w:r>
+        <w:rPr>
+          <w:color w:val="2B579A"/>
+        </w:rPr>
+        <w:t>Scope / 项目范围</w:t>
+      </w:r>
+    </w:p>
+    <w:p>
+      <w:r>
+        <w:t>{{scope}}</w:t>
+      </w:r>
+    </w:p>
+    <w:p/>
+    <w:p>
+      <w:pPr>
+        <w:pStyle w:val="Heading1"/>
+      </w:pPr>
+      <w:r>
+        <w:rPr>
+          <w:color w:val="2B579A"/>
+        </w:rPr>
+        <w:t>Timeline / 时间计划</w:t>
+      </w:r>
+    </w:p>
+    <w:p>
+      <w:r>
+        <w:t>{{timeline}}</w:t>
+      </w:r>
+    </w:p>
+    <w:p/>
+    <w:p>
+      <w:pPr>
+        <w:pStyle w:val="Heading1"/>
+      </w:pPr>
+      <w:r>
+        <w:rPr>
+          <w:color w:val="2B579A"/>
+        </w:rPr>
+        <w:t>Budget / 预算</w:t>
+      </w:r>
+    </w:p>
+    <w:p>
+      <w:r>
+        <w:t>{{budget}}</w:t>
+      </w:r>
+    </w:p>
+    <w:p/>
+    <w:p>
+      <w:pPr>
+        <w:pStyle w:val="Heading1"/>
+      </w:pPr>
+      <w:r>
+        <w:rPr>
+          <w:color w:val="2B579A"/>
+        </w:rPr>
+        <w:t>Team / 项目团队</w:t>
+      </w:r>
+    </w:p>
+    <w:p>
+      <w:r>
+        <w:t>{{team}}</w:t>
+      </w:r>
+    </w:p>
+    <w:p/>
+    <w:p>
+      <w:pPr>
+        <w:pStyle w:val="Heading1"/>
+      </w:pPr>
+      <w:r>
+        <w:rPr>
+          <w:color w:val="2B579A"/>
+        </w:rPr>
+        <w:t>Risk Analysis / 风险分析</w:t>
+      </w:r>
+    </w:p>
+    <w:p>
+      <w:r>
+        <w:t>{{risks}}</w:t>
       </w:r>
     </w:p>
     <w:p/>
@@ -402,6 +571,10 @@
     <w:name w:val="Normal"/>
     <w:qFormat/>
     <w:rsid w:val="00FC693F"/>
+    <w:rPr>
+      <w:rFonts w:ascii="Microsoft YaHei" w:hAnsi="Microsoft YaHei"/>
+      <w:sz w:val="22"/>
+    </w:rPr>
   </w:style>
   <w:style w:type="paragraph" w:styleId="Header">
     <w:name w:val="header"/>
